--- a/LAPORAN_TEKNIS_REALISASI_FITUR_ICM_SPONSOR.docx
+++ b/LAPORAN_TEKNIS_REALISASI_FITUR_ICM_SPONSOR.docx
@@ -48,6 +48,7 @@
           <w:szCs w:val="28"/>
         </w:rPr>
       </w:pPr>
+      <w:proofErr w:type="spellStart"/>
       <w:r>
         <w:rPr>
           <w:rFonts w:cs="Times New Roman"/>
@@ -57,7 +58,19 @@
           <w:sz w:val="28"/>
           <w:szCs w:val="28"/>
         </w:rPr>
-        <w:t xml:space="preserve">Sistem </w:t>
+        <w:t>Sistem</w:t>
+      </w:r>
+      <w:proofErr w:type="spellEnd"/>
+      <w:r>
+        <w:rPr>
+          <w:rFonts w:cs="Times New Roman"/>
+          <w:b/>
+          <w:iCs/>
+          <w:color w:val="auto"/>
+          <w:sz w:val="28"/>
+          <w:szCs w:val="28"/>
+        </w:rPr>
+        <w:t xml:space="preserve"> </w:t>
       </w:r>
       <w:proofErr w:type="spellStart"/>
       <w:r>
@@ -84,19 +97,28 @@
         <w:t xml:space="preserve"> ICM Sponsor Digital Sponsorship Archive</w:t>
       </w:r>
     </w:p>
+    <w:p>
+      <w:pPr>
+        <w:spacing w:after="240"/>
+        <w:rPr>
+          <w:rFonts w:cs="Times New Roman"/>
+          <w:b/>
+          <w:color w:val="auto"/>
+          <w:sz w:val="28"/>
+          <w:szCs w:val="28"/>
+        </w:rPr>
+      </w:pPr>
+    </w:p>
     <w:tbl>
       <w:tblPr>
+        <w:tblpPr w:leftFromText="180" w:rightFromText="180" w:vertAnchor="text" w:horzAnchor="margin" w:tblpY="480"/>
         <w:tblW w:w="0" w:type="auto"/>
-        <w:jc w:val="center"/>
         <w:tblLook w:val="04A0" w:firstRow="1" w:lastRow="0" w:firstColumn="1" w:lastColumn="0" w:noHBand="0" w:noVBand="1"/>
       </w:tblPr>
       <w:tblGrid>
         <w:gridCol w:w="9360"/>
       </w:tblGrid>
       <w:tr>
-        <w:trPr>
-          <w:jc w:val="center"/>
-        </w:trPr>
         <w:tc>
           <w:tcPr>
             <w:tcW w:w="9360" w:type="dxa"/>
@@ -200,27 +222,7 @@
                 <w:szCs w:val="28"/>
               </w:rPr>
               <w:tab/>
-              <w:t xml:space="preserve">Fitur Utama </w:t>
-            </w:r>
-            <w:r>
-              <w:rPr>
-                <w:rFonts w:cs="Times New Roman"/>
-                <w:b/>
-                <w:color w:val="auto"/>
-                <w:sz w:val="28"/>
-                <w:szCs w:val="28"/>
-              </w:rPr>
-              <w:t>80</w:t>
-            </w:r>
-            <w:r>
-              <w:rPr>
-                <w:rFonts w:cs="Times New Roman"/>
-                <w:b/>
-                <w:color w:val="auto"/>
-                <w:sz w:val="28"/>
-                <w:szCs w:val="28"/>
-              </w:rPr>
-              <w:t xml:space="preserve">% </w:t>
+              <w:t xml:space="preserve">Fitur Utama 80% </w:t>
             </w:r>
             <w:proofErr w:type="spellStart"/>
             <w:r>
@@ -242,17 +244,7 @@
                 <w:sz w:val="28"/>
                 <w:szCs w:val="28"/>
               </w:rPr>
-              <w:t xml:space="preserve"> (Production-</w:t>
-            </w:r>
-            <w:r>
-              <w:rPr>
-                <w:rFonts w:cs="Times New Roman"/>
-                <w:b/>
-                <w:color w:val="auto"/>
-                <w:sz w:val="28"/>
-                <w:szCs w:val="28"/>
-              </w:rPr>
-              <w:t xml:space="preserve">on </w:t>
+              <w:t xml:space="preserve"> (Production-on </w:t>
             </w:r>
             <w:proofErr w:type="spellStart"/>
             <w:r>
@@ -280,18 +272,6 @@
         </w:tc>
       </w:tr>
     </w:tbl>
-    <w:p>
-      <w:pPr>
-        <w:spacing w:after="240"/>
-        <w:rPr>
-          <w:rFonts w:cs="Times New Roman"/>
-          <w:b/>
-          <w:color w:val="auto"/>
-          <w:sz w:val="28"/>
-          <w:szCs w:val="28"/>
-        </w:rPr>
-      </w:pPr>
-    </w:p>
     <w:p>
       <w:pPr>
         <w:spacing w:after="200"/>
@@ -673,6 +653,63 @@
     <w:p>
       <w:pPr>
         <w:jc w:val="both"/>
+        <w:rPr>
+          <w:b/>
+          <w:bCs/>
+        </w:rPr>
+      </w:pPr>
+      <w:r>
+        <w:rPr>
+          <w:b/>
+          <w:bCs/>
+        </w:rPr>
+        <w:t xml:space="preserve">2.Implementasi </w:t>
+      </w:r>
+      <w:proofErr w:type="spellStart"/>
+      <w:r>
+        <w:rPr>
+          <w:b/>
+          <w:bCs/>
+        </w:rPr>
+        <w:t>Antarmuka</w:t>
+      </w:r>
+      <w:proofErr w:type="spellEnd"/>
+      <w:r>
+        <w:rPr>
+          <w:b/>
+          <w:bCs/>
+        </w:rPr>
+        <w:t xml:space="preserve"> </w:t>
+      </w:r>
+      <w:proofErr w:type="spellStart"/>
+      <w:r>
+        <w:rPr>
+          <w:b/>
+          <w:bCs/>
+        </w:rPr>
+        <w:t>Pengguna</w:t>
+      </w:r>
+      <w:proofErr w:type="spellEnd"/>
+      <w:r>
+        <w:rPr>
+          <w:b/>
+          <w:bCs/>
+        </w:rPr>
+        <w:t xml:space="preserve"> (User Interface)</w:t>
+      </w:r>
+    </w:p>
+    <w:p>
+      <w:pPr>
+        <w:jc w:val="both"/>
+        <w:rPr>
+          <w:b/>
+          <w:bCs/>
+        </w:rPr>
+      </w:pPr>
+    </w:p>
+    <w:p>
+      <w:pPr>
+        <w:jc w:val="both"/>
       </w:pPr>
     </w:p>
     <w:sectPr>
